--- a/templates/民事案件-自然人/2接谈笔录模板.docx
+++ b/templates/民事案件-自然人/2接谈笔录模板.docx
@@ -67,7 +67,7 @@
           <w:sz w:val="28"/>
           <w:szCs w:val="28"/>
         </w:rPr>
-        <w:t>{{一委托日期}}</w:t>
+        <w:t>{{_1委托日期}}</w:t>
       </w:r>
     </w:p>
     <w:p>
@@ -247,7 +247,7 @@
           <w:szCs w:val="28"/>
           <w:u w:val="single"/>
         </w:rPr>
-        <w:t xml:space="preserve"> {{二委托人}}</w:t>
+        <w:t xml:space="preserve"> {{_2委托人}}</w:t>
       </w:r>
       <w:bookmarkStart w:id="0" w:name="_GoBack"/>
       <w:bookmarkEnd w:id="0"/>
